--- a/banco_de_dados/anotacoes/MySQL.docx
+++ b/banco_de_dados/anotacoes/MySQL.docx
@@ -112,6 +112,9 @@
     </w:p>
     <w:p>
       <w:r>
+        <w:rPr>
+          <w:noProof/>
+        </w:rPr>
         <w:drawing>
           <wp:inline distT="0" distB="0" distL="0" distR="0" wp14:anchorId="7A5B40F1" wp14:editId="15686D6C">
             <wp:extent cx="2724530" cy="257211"/>
@@ -170,6 +173,9 @@
     </w:p>
     <w:p>
       <w:r>
+        <w:rPr>
+          <w:noProof/>
+        </w:rPr>
         <w:drawing>
           <wp:inline distT="0" distB="0" distL="0" distR="0" wp14:anchorId="19425F09" wp14:editId="1ACD6CCA">
             <wp:extent cx="4934639" cy="523948"/>
@@ -222,6 +228,9 @@
     </w:p>
     <w:p>
       <w:r>
+        <w:rPr>
+          <w:noProof/>
+        </w:rPr>
         <w:drawing>
           <wp:inline distT="0" distB="0" distL="0" distR="0" wp14:anchorId="616063E0" wp14:editId="734AA586">
             <wp:extent cx="2781688" cy="428685"/>
@@ -292,6 +301,9 @@
     </w:p>
     <w:p>
       <w:r>
+        <w:rPr>
+          <w:noProof/>
+        </w:rPr>
         <w:drawing>
           <wp:inline distT="0" distB="0" distL="0" distR="0" wp14:anchorId="077EBF7B" wp14:editId="39E707CD">
             <wp:extent cx="2657846" cy="2333951"/>
@@ -332,8 +344,169 @@
     <w:p/>
     <w:p>
       <w:r>
-        <w:t>DROP TABLE tbl_livro;</w:t>
-      </w:r>
+        <w:t xml:space="preserve">DROP TABLE </w:t>
+      </w:r>
+      <w:proofErr w:type="spellStart"/>
+      <w:r>
+        <w:t>tbl_livro</w:t>
+      </w:r>
+      <w:proofErr w:type="spellEnd"/>
+      <w:r>
+        <w:t>;</w:t>
+      </w:r>
+    </w:p>
+    <w:p/>
+    <w:p>
+      <w:r>
+        <w:t>DDL – ALTER TABLE</w:t>
+      </w:r>
+    </w:p>
+    <w:p>
+      <w:r>
+        <w:t>Esse comando altera permanentemente uma tabela, incluindo, excluindo, e alterando a estrutura das suas colunas.</w:t>
+      </w:r>
+    </w:p>
+    <w:p>
+      <w:r>
+        <w:t>Exemplo:</w:t>
+      </w:r>
+    </w:p>
+    <w:p>
+      <w:r>
+        <w:drawing>
+          <wp:inline distT="0" distB="0" distL="0" distR="0" wp14:anchorId="6BFDEA4A" wp14:editId="07121BF0">
+            <wp:extent cx="5400040" cy="1569720"/>
+            <wp:effectExtent l="0" t="0" r="0" b="0"/>
+            <wp:docPr id="6" name="Imagem 6"/>
+            <wp:cNvGraphicFramePr>
+              <a:graphicFrameLocks xmlns:a="http://schemas.openxmlformats.org/drawingml/2006/main" noChangeAspect="1"/>
+            </wp:cNvGraphicFramePr>
+            <a:graphic xmlns:a="http://schemas.openxmlformats.org/drawingml/2006/main">
+              <a:graphicData uri="http://schemas.openxmlformats.org/drawingml/2006/picture">
+                <pic:pic xmlns:pic="http://schemas.openxmlformats.org/drawingml/2006/picture">
+                  <pic:nvPicPr>
+                    <pic:cNvPr id="1" name=""/>
+                    <pic:cNvPicPr/>
+                  </pic:nvPicPr>
+                  <pic:blipFill>
+                    <a:blip r:embed="rId8"/>
+                    <a:stretch>
+                      <a:fillRect/>
+                    </a:stretch>
+                  </pic:blipFill>
+                  <pic:spPr>
+                    <a:xfrm>
+                      <a:off x="0" y="0"/>
+                      <a:ext cx="5400040" cy="1569720"/>
+                    </a:xfrm>
+                    <a:prstGeom prst="rect">
+                      <a:avLst/>
+                    </a:prstGeom>
+                  </pic:spPr>
+                </pic:pic>
+              </a:graphicData>
+            </a:graphic>
+          </wp:inline>
+        </w:drawing>
+      </w:r>
+    </w:p>
+    <w:p>
+      <w:r>
+        <w:drawing>
+          <wp:inline distT="0" distB="0" distL="0" distR="0" wp14:anchorId="5CC66DD3" wp14:editId="437014DD">
+            <wp:extent cx="5400040" cy="1512570"/>
+            <wp:effectExtent l="0" t="0" r="0" b="0"/>
+            <wp:docPr id="2" name="Imagem 2"/>
+            <wp:cNvGraphicFramePr>
+              <a:graphicFrameLocks xmlns:a="http://schemas.openxmlformats.org/drawingml/2006/main" noChangeAspect="1"/>
+            </wp:cNvGraphicFramePr>
+            <a:graphic xmlns:a="http://schemas.openxmlformats.org/drawingml/2006/main">
+              <a:graphicData uri="http://schemas.openxmlformats.org/drawingml/2006/picture">
+                <pic:pic xmlns:pic="http://schemas.openxmlformats.org/drawingml/2006/picture">
+                  <pic:nvPicPr>
+                    <pic:cNvPr id="1" name=""/>
+                    <pic:cNvPicPr/>
+                  </pic:nvPicPr>
+                  <pic:blipFill>
+                    <a:blip r:embed="rId9"/>
+                    <a:stretch>
+                      <a:fillRect/>
+                    </a:stretch>
+                  </pic:blipFill>
+                  <pic:spPr>
+                    <a:xfrm>
+                      <a:off x="0" y="0"/>
+                      <a:ext cx="5400040" cy="1512570"/>
+                    </a:xfrm>
+                    <a:prstGeom prst="rect">
+                      <a:avLst/>
+                    </a:prstGeom>
+                  </pic:spPr>
+                </pic:pic>
+              </a:graphicData>
+            </a:graphic>
+          </wp:inline>
+        </w:drawing>
+      </w:r>
+    </w:p>
+    <w:p/>
+    <w:p>
+      <w:r>
+        <w:t>CREATE / DROP INDEX</w:t>
+      </w:r>
+    </w:p>
+    <w:p>
+      <w:r>
+        <w:lastRenderedPageBreak/>
+        <w:t xml:space="preserve">Um índice é usado para acelerar a performance das consultas criando uma estrutura de busca rápida em um ou mais colunas </w:t>
+      </w:r>
+    </w:p>
+    <w:p>
+      <w:r>
+        <w:t xml:space="preserve">Exemplo: </w:t>
+      </w:r>
+    </w:p>
+    <w:p>
+      <w:r>
+        <w:drawing>
+          <wp:inline distT="0" distB="0" distL="0" distR="0" wp14:anchorId="3DDD3AA0" wp14:editId="6B1EEBE2">
+            <wp:extent cx="5229955" cy="990738"/>
+            <wp:effectExtent l="0" t="0" r="8890" b="0"/>
+            <wp:docPr id="7" name="Imagem 7"/>
+            <wp:cNvGraphicFramePr>
+              <a:graphicFrameLocks xmlns:a="http://schemas.openxmlformats.org/drawingml/2006/main" noChangeAspect="1"/>
+            </wp:cNvGraphicFramePr>
+            <a:graphic xmlns:a="http://schemas.openxmlformats.org/drawingml/2006/main">
+              <a:graphicData uri="http://schemas.openxmlformats.org/drawingml/2006/picture">
+                <pic:pic xmlns:pic="http://schemas.openxmlformats.org/drawingml/2006/picture">
+                  <pic:nvPicPr>
+                    <pic:cNvPr id="1" name=""/>
+                    <pic:cNvPicPr/>
+                  </pic:nvPicPr>
+                  <pic:blipFill>
+                    <a:blip r:embed="rId10"/>
+                    <a:stretch>
+                      <a:fillRect/>
+                    </a:stretch>
+                  </pic:blipFill>
+                  <pic:spPr>
+                    <a:xfrm>
+                      <a:off x="0" y="0"/>
+                      <a:ext cx="5229955" cy="990738"/>
+                    </a:xfrm>
+                    <a:prstGeom prst="rect">
+                      <a:avLst/>
+                    </a:prstGeom>
+                  </pic:spPr>
+                </pic:pic>
+              </a:graphicData>
+            </a:graphic>
+          </wp:inline>
+        </w:drawing>
+      </w:r>
+    </w:p>
+    <w:p/>
+    <w:p>
       <w:bookmarkStart w:id="0" w:name="_GoBack"/>
       <w:bookmarkEnd w:id="0"/>
     </w:p>
